--- a/Coding 1 - year/Unit 7 - Project Development/Daily Lesson Plans/Word/Day 176.docx
+++ b/Coding 1 - year/Unit 7 - Project Development/Daily Lesson Plans/Word/Day 176.docx
@@ -50,12 +50,15 @@
               </w:rPr>
               <w:t xml:space="preserve">Coding I — Full Year</w:t>
             </w:r>
-          </w:p>
-          <w:p>
-            <w:pPr>
-              <w:spacing w:before="40"/>
-              <w:jc w:val="center"/>
-            </w:pPr>
+            <w:r>
+              <w:rPr>
+                <w:rFonts w:ascii="Arial" w:cs="Arial" w:eastAsia="Arial" w:hAnsi="Arial"/>
+                <w:sz w:val="16"/>
+                <w:szCs w:val="16"/>
+              </w:rPr>
+              <w:br/>
+              <w:t xml:space="preserve"/>
+            </w:r>
             <w:r>
               <w:rPr>
                 <w:rFonts w:ascii="Arial" w:cs="Arial" w:eastAsia="Arial" w:hAnsi="Arial"/>
@@ -83,7 +86,7 @@
           <w:rFonts w:ascii="Arial" w:cs="Arial" w:eastAsia="Arial" w:hAnsi="Arial"/>
           <w:b/>
           <w:bCs/>
-          <w:color w:val="1F3864"/>
+          <w:color w:val="2B5797"/>
           <w:sz w:val="32"/>
           <w:szCs w:val="32"/>
         </w:rPr>
@@ -261,9 +264,9 @@
               <w:right w:val="single" w:color="CCCCCC" w:sz="1"/>
             </w:tcBorders>
             <w:tcMar>
-              <w:top w:type="dxa" w:w="60"/>
+              <w:top w:type="dxa" w:w="80"/>
               <w:left w:type="dxa" w:w="120"/>
-              <w:bottom w:type="dxa" w:w="60"/>
+              <w:bottom w:type="dxa" w:w="80"/>
               <w:right w:type="dxa" w:w="120"/>
             </w:tcMar>
           </w:tcPr>
@@ -290,20 +293,213 @@
               <w:right w:val="single" w:color="CCCCCC" w:sz="1"/>
             </w:tcBorders>
             <w:tcMar>
-              <w:top w:type="dxa" w:w="60"/>
+              <w:top w:type="dxa" w:w="80"/>
               <w:left w:type="dxa" w:w="120"/>
-              <w:bottom w:type="dxa" w:w="60"/>
+              <w:bottom w:type="dxa" w:w="80"/>
               <w:right w:type="dxa" w:w="120"/>
             </w:tcMar>
           </w:tcPr>
           <w:p>
-            <w:r>
-              <w:rPr>
-                <w:rFonts w:ascii="Arial" w:cs="Arial" w:eastAsia="Arial" w:hAnsi="Arial"/>
-                <w:sz w:val="20"/>
-                <w:szCs w:val="20"/>
+            <w:pPr>
+              <w:spacing w:after="80" w:before="80"/>
+            </w:pPr>
+            <w:r>
+              <w:rPr>
+                <w:rFonts w:ascii="Arial" w:cs="Arial" w:eastAsia="Arial" w:hAnsi="Arial"/>
+                <w:b/>
+                <w:bCs/>
+                <w:i w:val="false"/>
+                <w:iCs w:val="false"/>
+                <w:color w:val="000000"/>
+                <w:sz w:val="22"/>
+                <w:szCs w:val="22"/>
               </w:rPr>
               <w:t xml:space="preserve">Bell Ringer / Review</w:t>
+            </w:r>
+            <w:r>
+              <w:rPr>
+                <w:rFonts w:ascii="Arial" w:cs="Arial" w:eastAsia="Arial" w:hAnsi="Arial"/>
+                <w:sz w:val="20"/>
+                <w:szCs w:val="20"/>
+              </w:rPr>
+              <w:br/>
+              <w:t xml:space="preserve"/>
+            </w:r>
+            <w:r>
+              <w:rPr>
+                <w:rFonts w:ascii="Arial" w:cs="Arial" w:eastAsia="Arial" w:hAnsi="Arial"/>
+                <w:sz w:val="20"/>
+                <w:szCs w:val="20"/>
+              </w:rPr>
+              <w:br/>
+              <w:t xml:space="preserve"/>
+            </w:r>
+            <w:r>
+              <w:rPr>
+                <w:rFonts w:ascii="Arial" w:cs="Arial" w:eastAsia="Arial" w:hAnsi="Arial"/>
+                <w:b/>
+                <w:bCs/>
+                <w:i w:val="false"/>
+                <w:iCs w:val="false"/>
+                <w:color w:val="000000"/>
+                <w:sz w:val="20"/>
+                <w:szCs w:val="20"/>
+              </w:rPr>
+              <w:t xml:space="preserve">Quick Write </w:t>
+            </w:r>
+            <w:r>
+              <w:rPr>
+                <w:rFonts w:ascii="Arial" w:cs="Arial" w:eastAsia="Arial" w:hAnsi="Arial"/>
+                <w:b w:val="false"/>
+                <w:bCs w:val="false"/>
+                <w:i w:val="false"/>
+                <w:iCs w:val="false"/>
+                <w:color w:val="000000"/>
+                <w:sz w:val="20"/>
+                <w:szCs w:val="20"/>
+              </w:rPr>
+              <w:t xml:space="preserve">(3 min — written or verbal):</w:t>
+            </w:r>
+            <w:r>
+              <w:rPr>
+                <w:rFonts w:ascii="Arial" w:cs="Arial" w:eastAsia="Arial" w:hAnsi="Arial"/>
+                <w:sz w:val="20"/>
+                <w:szCs w:val="20"/>
+              </w:rPr>
+              <w:br/>
+              <w:t xml:space="preserve"/>
+            </w:r>
+            <w:r>
+              <w:rPr>
+                <w:rFonts w:ascii="Arial" w:cs="Arial" w:eastAsia="Arial" w:hAnsi="Arial"/>
+                <w:b w:val="false"/>
+                <w:bCs w:val="false"/>
+                <w:i w:val="false"/>
+                <w:iCs w:val="false"/>
+                <w:color w:val="000000"/>
+                <w:sz w:val="20"/>
+                <w:szCs w:val="20"/>
+              </w:rPr>
+              <w:t xml:space="preserve">    In your own words: Present my project professionally and evaluate peer presentations with constructive feedback?</w:t>
+            </w:r>
+            <w:r>
+              <w:rPr>
+                <w:rFonts w:ascii="Arial" w:cs="Arial" w:eastAsia="Arial" w:hAnsi="Arial"/>
+                <w:sz w:val="20"/>
+                <w:szCs w:val="20"/>
+              </w:rPr>
+              <w:br/>
+              <w:t xml:space="preserve"/>
+            </w:r>
+            <w:r>
+              <w:rPr>
+                <w:rFonts w:ascii="Arial" w:cs="Arial" w:eastAsia="Arial" w:hAnsi="Arial"/>
+                <w:sz w:val="20"/>
+                <w:szCs w:val="20"/>
+              </w:rPr>
+              <w:br/>
+              <w:t xml:space="preserve"/>
+            </w:r>
+            <w:r>
+              <w:rPr>
+                <w:rFonts w:ascii="Arial" w:cs="Arial" w:eastAsia="Arial" w:hAnsi="Arial"/>
+                <w:b/>
+                <w:bCs/>
+                <w:i w:val="false"/>
+                <w:iCs w:val="false"/>
+                <w:color w:val="000000"/>
+                <w:sz w:val="20"/>
+                <w:szCs w:val="20"/>
+              </w:rPr>
+              <w:t xml:space="preserve">Vocabulary Preview — </w:t>
+            </w:r>
+            <w:r>
+              <w:rPr>
+                <w:rFonts w:ascii="Arial" w:cs="Arial" w:eastAsia="Arial" w:hAnsi="Arial"/>
+                <w:b w:val="false"/>
+                <w:bCs w:val="false"/>
+                <w:i w:val="false"/>
+                <w:iCs w:val="false"/>
+                <w:color w:val="000000"/>
+                <w:sz w:val="20"/>
+                <w:szCs w:val="20"/>
+              </w:rPr>
+              <w:t xml:space="preserve">terms we'll use today:</w:t>
+            </w:r>
+            <w:r>
+              <w:rPr>
+                <w:rFonts w:ascii="Arial" w:cs="Arial" w:eastAsia="Arial" w:hAnsi="Arial"/>
+                <w:sz w:val="20"/>
+                <w:szCs w:val="20"/>
+              </w:rPr>
+              <w:br/>
+              <w:t xml:space="preserve"/>
+            </w:r>
+            <w:r>
+              <w:rPr>
+                <w:rFonts w:ascii="Arial" w:cs="Arial" w:eastAsia="Arial" w:hAnsi="Arial"/>
+                <w:b w:val="false"/>
+                <w:bCs w:val="false"/>
+                <w:i w:val="false"/>
+                <w:iCs w:val="false"/>
+                <w:color w:val="000000"/>
+                <w:sz w:val="20"/>
+                <w:szCs w:val="20"/>
+              </w:rPr>
+              <w:t xml:space="preserve">    • For Presenters   •   For Audience   •   Group A Schedule   •   Opening   •   During Demo   •   Closing</w:t>
+            </w:r>
+            <w:r>
+              <w:rPr>
+                <w:rFonts w:ascii="Arial" w:cs="Arial" w:eastAsia="Arial" w:hAnsi="Arial"/>
+                <w:sz w:val="20"/>
+                <w:szCs w:val="20"/>
+              </w:rPr>
+              <w:br/>
+              <w:t xml:space="preserve"/>
+            </w:r>
+            <w:r>
+              <w:rPr>
+                <w:rFonts w:ascii="Arial" w:cs="Arial" w:eastAsia="Arial" w:hAnsi="Arial"/>
+                <w:sz w:val="20"/>
+                <w:szCs w:val="20"/>
+              </w:rPr>
+              <w:br/>
+              <w:t xml:space="preserve"/>
+            </w:r>
+            <w:r>
+              <w:rPr>
+                <w:rFonts w:ascii="Arial" w:cs="Arial" w:eastAsia="Arial" w:hAnsi="Arial"/>
+                <w:b w:val="false"/>
+                <w:bCs w:val="false"/>
+                <w:i/>
+                <w:iCs/>
+                <w:color w:val="444444"/>
+                <w:sz w:val="20"/>
+                <w:szCs w:val="20"/>
+              </w:rPr>
+              <w:t xml:space="preserve">Today's Goal: By the end of class you will be able to present my project professionally and evaluate peer presentations with constructive feedback.</w:t>
+            </w:r>
+            <w:r>
+              <w:rPr>
+                <w:rFonts w:ascii="Arial" w:cs="Arial" w:eastAsia="Arial" w:hAnsi="Arial"/>
+                <w:sz w:val="20"/>
+                <w:szCs w:val="20"/>
+              </w:rPr>
+              <w:br/>
+              <w:t xml:space="preserve"/>
+            </w:r>
+            <w:r>
+              <w:rPr>
+                <w:rFonts w:ascii="Arial" w:cs="Arial" w:eastAsia="Arial" w:hAnsi="Arial"/>
+                <w:b w:val="false"/>
+                <w:bCs w:val="false"/>
+                <w:i/>
+                <w:iCs/>
+                <w:color w:val="555555"/>
+                <w:sz w:val="20"/>
+                <w:szCs w:val="20"/>
+              </w:rPr>
+              <w:t xml:space="preserve">→ Pair-share your response, then 2–3 students share with the class.</w:t>
             </w:r>
           </w:p>
         </w:tc>
@@ -319,9 +515,9 @@
               <w:right w:val="single" w:color="CCCCCC" w:sz="1"/>
             </w:tcBorders>
             <w:tcMar>
-              <w:top w:type="dxa" w:w="60"/>
+              <w:top w:type="dxa" w:w="80"/>
               <w:left w:type="dxa" w:w="120"/>
-              <w:bottom w:type="dxa" w:w="60"/>
+              <w:bottom w:type="dxa" w:w="80"/>
               <w:right w:type="dxa" w:w="120"/>
             </w:tcMar>
           </w:tcPr>
@@ -348,20 +544,468 @@
               <w:right w:val="single" w:color="CCCCCC" w:sz="1"/>
             </w:tcBorders>
             <w:tcMar>
-              <w:top w:type="dxa" w:w="60"/>
+              <w:top w:type="dxa" w:w="80"/>
               <w:left w:type="dxa" w:w="120"/>
-              <w:bottom w:type="dxa" w:w="60"/>
+              <w:bottom w:type="dxa" w:w="80"/>
               <w:right w:type="dxa" w:w="120"/>
             </w:tcMar>
           </w:tcPr>
           <w:p>
-            <w:r>
-              <w:rPr>
-                <w:rFonts w:ascii="Arial" w:cs="Arial" w:eastAsia="Arial" w:hAnsi="Arial"/>
-                <w:sz w:val="20"/>
-                <w:szCs w:val="20"/>
-              </w:rPr>
-              <w:t xml:space="preserve">Mini Lesson: Project Presentations — Group A</w:t>
+            <w:pPr>
+              <w:spacing w:after="80" w:before="80"/>
+            </w:pPr>
+            <w:r>
+              <w:rPr>
+                <w:rFonts w:ascii="Arial" w:cs="Arial" w:eastAsia="Arial" w:hAnsi="Arial"/>
+                <w:b/>
+                <w:bCs/>
+                <w:i w:val="false"/>
+                <w:iCs w:val="false"/>
+                <w:color w:val="000000"/>
+                <w:sz w:val="22"/>
+                <w:szCs w:val="22"/>
+              </w:rPr>
+              <w:t xml:space="preserve">Mini Lesson: </w:t>
+            </w:r>
+            <w:r>
+              <w:rPr>
+                <w:rFonts w:ascii="Arial" w:cs="Arial" w:eastAsia="Arial" w:hAnsi="Arial"/>
+                <w:b w:val="false"/>
+                <w:bCs w:val="false"/>
+                <w:i w:val="false"/>
+                <w:iCs w:val="false"/>
+                <w:color w:val="000000"/>
+                <w:sz w:val="22"/>
+                <w:szCs w:val="22"/>
+              </w:rPr>
+              <w:t xml:space="preserve">Project Presentations — Group A</w:t>
+            </w:r>
+            <w:r>
+              <w:rPr>
+                <w:rFonts w:ascii="Arial" w:cs="Arial" w:eastAsia="Arial" w:hAnsi="Arial"/>
+                <w:sz w:val="20"/>
+                <w:szCs w:val="20"/>
+              </w:rPr>
+              <w:br/>
+              <w:t xml:space="preserve"/>
+            </w:r>
+            <w:r>
+              <w:rPr>
+                <w:rFonts w:ascii="Arial" w:cs="Arial" w:eastAsia="Arial" w:hAnsi="Arial"/>
+                <w:sz w:val="20"/>
+                <w:szCs w:val="20"/>
+              </w:rPr>
+              <w:br/>
+              <w:t xml:space="preserve"/>
+            </w:r>
+            <w:r>
+              <w:rPr>
+                <w:rFonts w:ascii="Arial" w:cs="Arial" w:eastAsia="Arial" w:hAnsi="Arial"/>
+                <w:b/>
+                <w:bCs/>
+                <w:i/>
+                <w:iCs/>
+                <w:color w:val="000000"/>
+                <w:sz w:val="20"/>
+                <w:szCs w:val="20"/>
+              </w:rPr>
+              <w:t xml:space="preserve">Learning Target: </w:t>
+            </w:r>
+            <w:r>
+              <w:rPr>
+                <w:rFonts w:ascii="Arial" w:cs="Arial" w:eastAsia="Arial" w:hAnsi="Arial"/>
+                <w:b w:val="false"/>
+                <w:bCs w:val="false"/>
+                <w:i/>
+                <w:iCs/>
+                <w:color w:val="333333"/>
+                <w:sz w:val="20"/>
+                <w:szCs w:val="20"/>
+              </w:rPr>
+              <w:t xml:space="preserve">I can present my project professionally and evaluate peer presentations with constructive feedback.</w:t>
+            </w:r>
+            <w:r>
+              <w:rPr>
+                <w:rFonts w:ascii="Arial" w:cs="Arial" w:eastAsia="Arial" w:hAnsi="Arial"/>
+                <w:sz w:val="20"/>
+                <w:szCs w:val="20"/>
+              </w:rPr>
+              <w:br/>
+              <w:t xml:space="preserve"/>
+            </w:r>
+            <w:r>
+              <w:rPr>
+                <w:rFonts w:ascii="Arial" w:cs="Arial" w:eastAsia="Arial" w:hAnsi="Arial"/>
+                <w:sz w:val="20"/>
+                <w:szCs w:val="20"/>
+              </w:rPr>
+              <w:br/>
+              <w:t xml:space="preserve"/>
+            </w:r>
+            <w:r>
+              <w:rPr>
+                <w:rFonts w:ascii="Arial" w:cs="Arial" w:eastAsia="Arial" w:hAnsi="Arial"/>
+                <w:b w:val="false"/>
+                <w:bCs w:val="false"/>
+                <w:i w:val="false"/>
+                <w:iCs w:val="false"/>
+                <w:color w:val="000000"/>
+                <w:sz w:val="20"/>
+                <w:szCs w:val="20"/>
+              </w:rPr>
+              <w:t xml:space="preserve">Presentations are typically 5–7 minutes each, plus 1–2 minutes for questions.</w:t>
+            </w:r>
+            <w:r>
+              <w:rPr>
+                <w:rFonts w:ascii="Arial" w:cs="Arial" w:eastAsia="Arial" w:hAnsi="Arial"/>
+                <w:sz w:val="20"/>
+                <w:szCs w:val="20"/>
+              </w:rPr>
+              <w:br/>
+              <w:t xml:space="preserve"/>
+            </w:r>
+            <w:r>
+              <w:rPr>
+                <w:rFonts w:ascii="Arial" w:cs="Arial" w:eastAsia="Arial" w:hAnsi="Arial"/>
+                <w:b w:val="false"/>
+                <w:bCs w:val="false"/>
+                <w:i w:val="false"/>
+                <w:iCs w:val="false"/>
+                <w:color w:val="000000"/>
+                <w:sz w:val="20"/>
+                <w:szCs w:val="20"/>
+              </w:rPr>
+              <w:t xml:space="preserve">After presentations, you'll reflect on what you learned:</w:t>
+            </w:r>
+            <w:r>
+              <w:rPr>
+                <w:rFonts w:ascii="Arial" w:cs="Arial" w:eastAsia="Arial" w:hAnsi="Arial"/>
+                <w:sz w:val="20"/>
+                <w:szCs w:val="20"/>
+              </w:rPr>
+              <w:br/>
+              <w:t xml:space="preserve"/>
+            </w:r>
+            <w:r>
+              <w:rPr>
+                <w:rFonts w:ascii="Arial" w:cs="Arial" w:eastAsia="Arial" w:hAnsi="Arial"/>
+                <w:sz w:val="20"/>
+                <w:szCs w:val="20"/>
+              </w:rPr>
+              <w:br/>
+              <w:t xml:space="preserve"/>
+            </w:r>
+            <w:r>
+              <w:rPr>
+                <w:rFonts w:ascii="Arial" w:cs="Arial" w:eastAsia="Arial" w:hAnsi="Arial"/>
+                <w:b/>
+                <w:bCs/>
+                <w:i w:val="false"/>
+                <w:iCs w:val="false"/>
+                <w:color w:val="000000"/>
+                <w:sz w:val="20"/>
+                <w:szCs w:val="20"/>
+              </w:rPr>
+              <w:t xml:space="preserve">Key Concepts:</w:t>
+            </w:r>
+            <w:r>
+              <w:rPr>
+                <w:rFonts w:ascii="Arial" w:cs="Arial" w:eastAsia="Arial" w:hAnsi="Arial"/>
+                <w:sz w:val="20"/>
+                <w:szCs w:val="20"/>
+              </w:rPr>
+              <w:br/>
+              <w:t xml:space="preserve"/>
+            </w:r>
+            <w:r>
+              <w:rPr>
+                <w:rFonts w:ascii="Arial" w:cs="Arial" w:eastAsia="Arial" w:hAnsi="Arial"/>
+                <w:b w:val="false"/>
+                <w:bCs w:val="false"/>
+                <w:i w:val="false"/>
+                <w:iCs w:val="false"/>
+                <w:color w:val="000000"/>
+                <w:sz w:val="20"/>
+                <w:szCs w:val="20"/>
+              </w:rPr>
+              <w:t xml:space="preserve">    • Arrive early to test your demo</w:t>
+            </w:r>
+            <w:r>
+              <w:rPr>
+                <w:rFonts w:ascii="Arial" w:cs="Arial" w:eastAsia="Arial" w:hAnsi="Arial"/>
+                <w:sz w:val="20"/>
+                <w:szCs w:val="20"/>
+              </w:rPr>
+              <w:br/>
+              <w:t xml:space="preserve"/>
+            </w:r>
+            <w:r>
+              <w:rPr>
+                <w:rFonts w:ascii="Arial" w:cs="Arial" w:eastAsia="Arial" w:hAnsi="Arial"/>
+                <w:b w:val="false"/>
+                <w:bCs w:val="false"/>
+                <w:i w:val="false"/>
+                <w:iCs w:val="false"/>
+                <w:color w:val="000000"/>
+                <w:sz w:val="20"/>
+                <w:szCs w:val="20"/>
+              </w:rPr>
+              <w:t xml:space="preserve">    • Have your slides and program ready</w:t>
+            </w:r>
+            <w:r>
+              <w:rPr>
+                <w:rFonts w:ascii="Arial" w:cs="Arial" w:eastAsia="Arial" w:hAnsi="Arial"/>
+                <w:sz w:val="20"/>
+                <w:szCs w:val="20"/>
+              </w:rPr>
+              <w:br/>
+              <w:t xml:space="preserve"/>
+            </w:r>
+            <w:r>
+              <w:rPr>
+                <w:rFonts w:ascii="Arial" w:cs="Arial" w:eastAsia="Arial" w:hAnsi="Arial"/>
+                <w:b w:val="false"/>
+                <w:bCs w:val="false"/>
+                <w:i w:val="false"/>
+                <w:iCs w:val="false"/>
+                <w:color w:val="000000"/>
+                <w:sz w:val="20"/>
+                <w:szCs w:val="20"/>
+              </w:rPr>
+              <w:t xml:space="preserve">    • Speak clearly and confidently</w:t>
+            </w:r>
+            <w:r>
+              <w:rPr>
+                <w:rFonts w:ascii="Arial" w:cs="Arial" w:eastAsia="Arial" w:hAnsi="Arial"/>
+                <w:sz w:val="20"/>
+                <w:szCs w:val="20"/>
+              </w:rPr>
+              <w:br/>
+              <w:t xml:space="preserve"/>
+            </w:r>
+            <w:r>
+              <w:rPr>
+                <w:rFonts w:ascii="Arial" w:cs="Arial" w:eastAsia="Arial" w:hAnsi="Arial"/>
+                <w:b w:val="false"/>
+                <w:bCs w:val="false"/>
+                <w:i w:val="false"/>
+                <w:iCs w:val="false"/>
+                <w:color w:val="000000"/>
+                <w:sz w:val="20"/>
+                <w:szCs w:val="20"/>
+              </w:rPr>
+              <w:t xml:space="preserve">    • Remember: audience wants you to succeed!</w:t>
+            </w:r>
+            <w:r>
+              <w:rPr>
+                <w:rFonts w:ascii="Arial" w:cs="Arial" w:eastAsia="Arial" w:hAnsi="Arial"/>
+                <w:sz w:val="20"/>
+                <w:szCs w:val="20"/>
+              </w:rPr>
+              <w:br/>
+              <w:t xml:space="preserve"/>
+            </w:r>
+            <w:r>
+              <w:rPr>
+                <w:rFonts w:ascii="Arial" w:cs="Arial" w:eastAsia="Arial" w:hAnsi="Arial"/>
+                <w:b w:val="false"/>
+                <w:bCs w:val="false"/>
+                <w:i w:val="false"/>
+                <w:iCs w:val="false"/>
+                <w:color w:val="000000"/>
+                <w:sz w:val="20"/>
+                <w:szCs w:val="20"/>
+              </w:rPr>
+              <w:t xml:space="preserve">    • Listen respectfully</w:t>
+            </w:r>
+            <w:r>
+              <w:rPr>
+                <w:rFonts w:ascii="Arial" w:cs="Arial" w:eastAsia="Arial" w:hAnsi="Arial"/>
+                <w:sz w:val="20"/>
+                <w:szCs w:val="20"/>
+              </w:rPr>
+              <w:br/>
+              <w:t xml:space="preserve"/>
+            </w:r>
+            <w:r>
+              <w:rPr>
+                <w:rFonts w:ascii="Arial" w:cs="Arial" w:eastAsia="Arial" w:hAnsi="Arial"/>
+                <w:b w:val="false"/>
+                <w:bCs w:val="false"/>
+                <w:i w:val="false"/>
+                <w:iCs w:val="false"/>
+                <w:color w:val="000000"/>
+                <w:sz w:val="20"/>
+                <w:szCs w:val="20"/>
+              </w:rPr>
+              <w:t xml:space="preserve">    • Ask thoughtful questions</w:t>
+            </w:r>
+            <w:r>
+              <w:rPr>
+                <w:rFonts w:ascii="Arial" w:cs="Arial" w:eastAsia="Arial" w:hAnsi="Arial"/>
+                <w:sz w:val="20"/>
+                <w:szCs w:val="20"/>
+              </w:rPr>
+              <w:br/>
+              <w:t xml:space="preserve"/>
+            </w:r>
+            <w:r>
+              <w:rPr>
+                <w:rFonts w:ascii="Arial" w:cs="Arial" w:eastAsia="Arial" w:hAnsi="Arial"/>
+                <w:b w:val="false"/>
+                <w:bCs w:val="false"/>
+                <w:i w:val="false"/>
+                <w:iCs w:val="false"/>
+                <w:color w:val="000000"/>
+                <w:sz w:val="20"/>
+                <w:szCs w:val="20"/>
+              </w:rPr>
+              <w:t xml:space="preserve">    • Provide constructive feedback</w:t>
+            </w:r>
+            <w:r>
+              <w:rPr>
+                <w:rFonts w:ascii="Arial" w:cs="Arial" w:eastAsia="Arial" w:hAnsi="Arial"/>
+                <w:sz w:val="20"/>
+                <w:szCs w:val="20"/>
+              </w:rPr>
+              <w:br/>
+              <w:t xml:space="preserve"/>
+            </w:r>
+            <w:r>
+              <w:rPr>
+                <w:rFonts w:ascii="Arial" w:cs="Arial" w:eastAsia="Arial" w:hAnsi="Arial"/>
+                <w:b w:val="false"/>
+                <w:bCs w:val="false"/>
+                <w:i w:val="false"/>
+                <w:iCs w:val="false"/>
+                <w:color w:val="000000"/>
+                <w:sz w:val="20"/>
+                <w:szCs w:val="20"/>
+              </w:rPr>
+              <w:t xml:space="preserve">    • Celebrate your peers' work</w:t>
+            </w:r>
+            <w:r>
+              <w:rPr>
+                <w:rFonts w:ascii="Arial" w:cs="Arial" w:eastAsia="Arial" w:hAnsi="Arial"/>
+                <w:sz w:val="20"/>
+                <w:szCs w:val="20"/>
+              </w:rPr>
+              <w:br/>
+              <w:t xml:space="preserve"/>
+            </w:r>
+            <w:r>
+              <w:rPr>
+                <w:rFonts w:ascii="Arial" w:cs="Arial" w:eastAsia="Arial" w:hAnsi="Arial"/>
+                <w:sz w:val="20"/>
+                <w:szCs w:val="20"/>
+              </w:rPr>
+              <w:br/>
+              <w:t xml:space="preserve"/>
+            </w:r>
+            <w:r>
+              <w:rPr>
+                <w:rFonts w:ascii="Arial" w:cs="Arial" w:eastAsia="Arial" w:hAnsi="Arial"/>
+                <w:b/>
+                <w:bCs/>
+                <w:i w:val="false"/>
+                <w:iCs w:val="false"/>
+                <w:color w:val="000000"/>
+                <w:sz w:val="20"/>
+                <w:szCs w:val="20"/>
+              </w:rPr>
+              <w:t xml:space="preserve">Vocabulary: </w:t>
+            </w:r>
+            <w:r>
+              <w:rPr>
+                <w:rFonts w:ascii="Arial" w:cs="Arial" w:eastAsia="Arial" w:hAnsi="Arial"/>
+                <w:b w:val="false"/>
+                <w:bCs w:val="false"/>
+                <w:i w:val="false"/>
+                <w:iCs w:val="false"/>
+                <w:color w:val="000000"/>
+                <w:sz w:val="20"/>
+                <w:szCs w:val="20"/>
+              </w:rPr>
+              <w:t xml:space="preserve">For Presenters, For Audience, Group A Schedule, Opening, During Demo, Closing</w:t>
+            </w:r>
+            <w:r>
+              <w:rPr>
+                <w:rFonts w:ascii="Arial" w:cs="Arial" w:eastAsia="Arial" w:hAnsi="Arial"/>
+                <w:sz w:val="20"/>
+                <w:szCs w:val="20"/>
+              </w:rPr>
+              <w:br/>
+              <w:t xml:space="preserve"/>
+            </w:r>
+            <w:r>
+              <w:rPr>
+                <w:rFonts w:ascii="Arial" w:cs="Arial" w:eastAsia="Arial" w:hAnsi="Arial"/>
+                <w:sz w:val="20"/>
+                <w:szCs w:val="20"/>
+              </w:rPr>
+              <w:br/>
+              <w:t xml:space="preserve"/>
+            </w:r>
+            <w:r>
+              <w:rPr>
+                <w:rFonts w:ascii="Arial" w:cs="Arial" w:eastAsia="Arial" w:hAnsi="Arial"/>
+                <w:b/>
+                <w:bCs/>
+                <w:i/>
+                <w:iCs/>
+                <w:color w:val="555555"/>
+                <w:sz w:val="20"/>
+                <w:szCs w:val="20"/>
+              </w:rPr>
+              <w:t xml:space="preserve">→ Live Demo — </w:t>
+            </w:r>
+            <w:r>
+              <w:rPr>
+                <w:rFonts w:ascii="Arial" w:cs="Arial" w:eastAsia="Arial" w:hAnsi="Arial"/>
+                <w:b w:val="false"/>
+                <w:bCs w:val="false"/>
+                <w:i/>
+                <w:iCs/>
+                <w:color w:val="555555"/>
+                <w:sz w:val="20"/>
+                <w:szCs w:val="20"/>
+              </w:rPr>
+              <w:t xml:space="preserve">type examples as students follow along in their own editor.</w:t>
+            </w:r>
+            <w:r>
+              <w:rPr>
+                <w:rFonts w:ascii="Arial" w:cs="Arial" w:eastAsia="Arial" w:hAnsi="Arial"/>
+                <w:sz w:val="20"/>
+                <w:szCs w:val="20"/>
+              </w:rPr>
+              <w:br/>
+              <w:t xml:space="preserve"/>
+            </w:r>
+            <w:r>
+              <w:rPr>
+                <w:rFonts w:ascii="Arial" w:cs="Arial" w:eastAsia="Arial" w:hAnsi="Arial"/>
+                <w:b/>
+                <w:bCs/>
+                <w:i/>
+                <w:iCs/>
+                <w:color w:val="555555"/>
+                <w:sz w:val="20"/>
+                <w:szCs w:val="20"/>
+              </w:rPr>
+              <w:t xml:space="preserve">→ Check for Understanding: </w:t>
+            </w:r>
+            <w:r>
+              <w:rPr>
+                <w:rFonts w:ascii="Arial" w:cs="Arial" w:eastAsia="Arial" w:hAnsi="Arial"/>
+                <w:b w:val="false"/>
+                <w:bCs w:val="false"/>
+                <w:i/>
+                <w:iCs/>
+                <w:color w:val="555555"/>
+                <w:sz w:val="20"/>
+                <w:szCs w:val="20"/>
+              </w:rPr>
+              <w:t xml:space="preserve">pause and cold-call: “Can someone explain what we just did in their own words?”</w:t>
             </w:r>
           </w:p>
         </w:tc>
@@ -377,9 +1021,9 @@
               <w:right w:val="single" w:color="CCCCCC" w:sz="1"/>
             </w:tcBorders>
             <w:tcMar>
-              <w:top w:type="dxa" w:w="60"/>
+              <w:top w:type="dxa" w:w="80"/>
               <w:left w:type="dxa" w:w="120"/>
-              <w:bottom w:type="dxa" w:w="60"/>
+              <w:bottom w:type="dxa" w:w="80"/>
               <w:right w:type="dxa" w:w="120"/>
             </w:tcMar>
           </w:tcPr>
@@ -392,7 +1036,7 @@
                 <w:sz w:val="20"/>
                 <w:szCs w:val="20"/>
               </w:rPr>
-              <w:t xml:space="preserve">15-20 min</w:t>
+              <w:t xml:space="preserve">15–20 min</w:t>
             </w:r>
           </w:p>
         </w:tc>
@@ -406,20 +1050,81 @@
               <w:right w:val="single" w:color="CCCCCC" w:sz="1"/>
             </w:tcBorders>
             <w:tcMar>
-              <w:top w:type="dxa" w:w="60"/>
+              <w:top w:type="dxa" w:w="80"/>
               <w:left w:type="dxa" w:w="120"/>
-              <w:bottom w:type="dxa" w:w="60"/>
+              <w:bottom w:type="dxa" w:w="80"/>
               <w:right w:type="dxa" w:w="120"/>
             </w:tcMar>
           </w:tcPr>
           <w:p>
-            <w:r>
-              <w:rPr>
-                <w:rFonts w:ascii="Arial" w:cs="Arial" w:eastAsia="Arial" w:hAnsi="Arial"/>
-                <w:sz w:val="20"/>
-                <w:szCs w:val="20"/>
+            <w:pPr>
+              <w:spacing w:after="80" w:before="80"/>
+            </w:pPr>
+            <w:r>
+              <w:rPr>
+                <w:rFonts w:ascii="Arial" w:cs="Arial" w:eastAsia="Arial" w:hAnsi="Arial"/>
+                <w:b/>
+                <w:bCs/>
+                <w:i w:val="false"/>
+                <w:iCs w:val="false"/>
+                <w:color w:val="000000"/>
+                <w:sz w:val="22"/>
+                <w:szCs w:val="22"/>
               </w:rPr>
               <w:t xml:space="preserve">Independent Practice / Code Along</w:t>
+            </w:r>
+            <w:r>
+              <w:rPr>
+                <w:rFonts w:ascii="Arial" w:cs="Arial" w:eastAsia="Arial" w:hAnsi="Arial"/>
+                <w:sz w:val="20"/>
+                <w:szCs w:val="20"/>
+              </w:rPr>
+              <w:br/>
+              <w:t xml:space="preserve"/>
+            </w:r>
+            <w:r>
+              <w:rPr>
+                <w:rFonts w:ascii="Arial" w:cs="Arial" w:eastAsia="Arial" w:hAnsi="Arial"/>
+                <w:b w:val="false"/>
+                <w:bCs w:val="false"/>
+                <w:i w:val="false"/>
+                <w:iCs w:val="false"/>
+                <w:color w:val="000000"/>
+                <w:sz w:val="20"/>
+                <w:szCs w:val="20"/>
+              </w:rPr>
+              <w:t xml:space="preserve">    Work through problems from the day's exercise set.</w:t>
+            </w:r>
+            <w:r>
+              <w:rPr>
+                <w:rFonts w:ascii="Arial" w:cs="Arial" w:eastAsia="Arial" w:hAnsi="Arial"/>
+                <w:sz w:val="20"/>
+                <w:szCs w:val="20"/>
+              </w:rPr>
+              <w:br/>
+              <w:t xml:space="preserve"/>
+            </w:r>
+            <w:r>
+              <w:rPr>
+                <w:rFonts w:ascii="Arial" w:cs="Arial" w:eastAsia="Arial" w:hAnsi="Arial"/>
+                <w:sz w:val="20"/>
+                <w:szCs w:val="20"/>
+              </w:rPr>
+              <w:br/>
+              <w:t xml:space="preserve"/>
+            </w:r>
+            <w:r>
+              <w:rPr>
+                <w:rFonts w:ascii="Arial" w:cs="Arial" w:eastAsia="Arial" w:hAnsi="Arial"/>
+                <w:b w:val="false"/>
+                <w:bCs w:val="false"/>
+                <w:i/>
+                <w:iCs/>
+                <w:color w:val="555555"/>
+                <w:sz w:val="20"/>
+                <w:szCs w:val="20"/>
+              </w:rPr>
+              <w:t xml:space="preserve">→ Teacher circulates — offer hints, check for understanding.</w:t>
             </w:r>
           </w:p>
         </w:tc>
@@ -435,9 +1140,9 @@
               <w:right w:val="single" w:color="CCCCCC" w:sz="1"/>
             </w:tcBorders>
             <w:tcMar>
-              <w:top w:type="dxa" w:w="60"/>
+              <w:top w:type="dxa" w:w="80"/>
               <w:left w:type="dxa" w:w="120"/>
-              <w:bottom w:type="dxa" w:w="60"/>
+              <w:bottom w:type="dxa" w:w="80"/>
               <w:right w:type="dxa" w:w="120"/>
             </w:tcMar>
           </w:tcPr>
@@ -464,20 +1169,90 @@
               <w:right w:val="single" w:color="CCCCCC" w:sz="1"/>
             </w:tcBorders>
             <w:tcMar>
-              <w:top w:type="dxa" w:w="60"/>
+              <w:top w:type="dxa" w:w="80"/>
               <w:left w:type="dxa" w:w="120"/>
-              <w:bottom w:type="dxa" w:w="60"/>
+              <w:bottom w:type="dxa" w:w="80"/>
               <w:right w:type="dxa" w:w="120"/>
             </w:tcMar>
           </w:tcPr>
           <w:p>
-            <w:r>
-              <w:rPr>
-                <w:rFonts w:ascii="Arial" w:cs="Arial" w:eastAsia="Arial" w:hAnsi="Arial"/>
-                <w:sz w:val="20"/>
-                <w:szCs w:val="20"/>
+            <w:pPr>
+              <w:spacing w:after="80" w:before="80"/>
+            </w:pPr>
+            <w:r>
+              <w:rPr>
+                <w:rFonts w:ascii="Arial" w:cs="Arial" w:eastAsia="Arial" w:hAnsi="Arial"/>
+                <w:b/>
+                <w:bCs/>
+                <w:i w:val="false"/>
+                <w:iCs w:val="false"/>
+                <w:color w:val="000000"/>
+                <w:sz w:val="22"/>
+                <w:szCs w:val="22"/>
               </w:rPr>
               <w:t xml:space="preserve">Exit Ticket / Wrap-Up</w:t>
+            </w:r>
+            <w:r>
+              <w:rPr>
+                <w:rFonts w:ascii="Arial" w:cs="Arial" w:eastAsia="Arial" w:hAnsi="Arial"/>
+                <w:sz w:val="20"/>
+                <w:szCs w:val="20"/>
+              </w:rPr>
+              <w:br/>
+              <w:t xml:space="preserve"/>
+            </w:r>
+            <w:r>
+              <w:rPr>
+                <w:rFonts w:ascii="Arial" w:cs="Arial" w:eastAsia="Arial" w:hAnsi="Arial"/>
+                <w:sz w:val="20"/>
+                <w:szCs w:val="20"/>
+              </w:rPr>
+              <w:br/>
+              <w:t xml:space="preserve"/>
+            </w:r>
+            <w:r>
+              <w:rPr>
+                <w:rFonts w:ascii="Arial" w:cs="Arial" w:eastAsia="Arial" w:hAnsi="Arial"/>
+                <w:b w:val="false"/>
+                <w:bCs w:val="false"/>
+                <w:i w:val="false"/>
+                <w:iCs w:val="false"/>
+                <w:color w:val="000000"/>
+                <w:sz w:val="20"/>
+                <w:szCs w:val="20"/>
+              </w:rPr>
+              <w:t xml:space="preserve">Quick Check: Present my project professionally and evaluate peer presentations with constructive feedback?</w:t>
+            </w:r>
+            <w:r>
+              <w:rPr>
+                <w:rFonts w:ascii="Arial" w:cs="Arial" w:eastAsia="Arial" w:hAnsi="Arial"/>
+                <w:sz w:val="20"/>
+                <w:szCs w:val="20"/>
+              </w:rPr>
+              <w:br/>
+              <w:t xml:space="preserve"/>
+            </w:r>
+            <w:r>
+              <w:rPr>
+                <w:rFonts w:ascii="Arial" w:cs="Arial" w:eastAsia="Arial" w:hAnsi="Arial"/>
+                <w:sz w:val="20"/>
+                <w:szCs w:val="20"/>
+              </w:rPr>
+              <w:br/>
+              <w:t xml:space="preserve"/>
+            </w:r>
+            <w:r>
+              <w:rPr>
+                <w:rFonts w:ascii="Arial" w:cs="Arial" w:eastAsia="Arial" w:hAnsi="Arial"/>
+                <w:b w:val="false"/>
+                <w:bCs w:val="false"/>
+                <w:i/>
+                <w:iCs/>
+                <w:color w:val="555555"/>
+                <w:sz w:val="20"/>
+                <w:szCs w:val="20"/>
+              </w:rPr>
+              <w:t xml:space="preserve">→ 3–2–1: Name 3 things learned, 2 new vocab words, 1 question you still have.</w:t>
             </w:r>
           </w:p>
         </w:tc>

--- a/Coding 1 - year/Unit 7 - Project Development/Daily Lesson Plans/Word/Day 176.docx
+++ b/Coding 1 - year/Unit 7 - Project Development/Daily Lesson Plans/Word/Day 176.docx
@@ -380,7 +380,7 @@
                 <w:sz w:val="20"/>
                 <w:szCs w:val="20"/>
               </w:rPr>
-              <w:t xml:space="preserve">    In your own words: Present my project professionally and evaluate peer presentations with constructive feedback?</w:t>
+              <w:t xml:space="preserve">    What do you think are the most important parts of Project Presentations — Group A to demonstrate well? Why?</w:t>
             </w:r>
             <w:r>
               <w:rPr>
@@ -477,7 +477,7 @@
                 <w:sz w:val="20"/>
                 <w:szCs w:val="20"/>
               </w:rPr>
-              <w:t xml:space="preserve">Today's Goal: By the end of class you will be able to present my project professionally and evaluate peer presentations with constructive feedback.</w:t>
+              <w:t xml:space="preserve">Today’s Goal: By the end of class you will be able to present my project professionally and evaluate peer presentations with constructive feedback.</w:t>
             </w:r>
             <w:r>
               <w:rPr>
@@ -1221,7 +1221,7 @@
                 <w:sz w:val="20"/>
                 <w:szCs w:val="20"/>
               </w:rPr>
-              <w:t xml:space="preserve">Quick Check: Present my project professionally and evaluate peer presentations with constructive feedback?</w:t>
+              <w:t xml:space="preserve">If you had to teach Project Presentations — Group A to a classmate, what's the #1 thing you'd make sure they understand?</w:t>
             </w:r>
             <w:r>
               <w:rPr>

--- a/Coding 1 - year/Unit 7 - Project Development/Daily Lesson Plans/Word/Day 176.docx
+++ b/Coding 1 - year/Unit 7 - Project Development/Daily Lesson Plans/Word/Day 176.docx
@@ -1093,7 +1093,29 @@
                 <w:sz w:val="20"/>
                 <w:szCs w:val="20"/>
               </w:rPr>
-              <w:t xml:space="preserve">    Work through problems from the day's exercise set.</w:t>
+              <w:t xml:space="preserve">    Students present their work and provide constructive peer feedback.</w:t>
+            </w:r>
+            <w:r>
+              <w:rPr>
+                <w:rFonts w:ascii="Arial" w:cs="Arial" w:eastAsia="Arial" w:hAnsi="Arial"/>
+                <w:sz w:val="20"/>
+                <w:szCs w:val="20"/>
+              </w:rPr>
+              <w:br/>
+              <w:t xml:space="preserve"/>
+            </w:r>
+            <w:r>
+              <w:rPr>
+                <w:rFonts w:ascii="Arial" w:cs="Arial" w:eastAsia="Arial" w:hAnsi="Arial"/>
+                <w:b w:val="false"/>
+                <w:bCs w:val="false"/>
+                <w:i w:val="false"/>
+                <w:iCs w:val="false"/>
+                <w:color w:val="000000"/>
+                <w:sz w:val="20"/>
+                <w:szCs w:val="20"/>
+              </w:rPr>
+              <w:t xml:space="preserve">    Use the peer review form to guide feedback.</w:t>
             </w:r>
             <w:r>
               <w:rPr>
@@ -1924,220 +1946,6 @@
           <w:szCs w:val="20"/>
         </w:rPr>
         <w:t xml:space="preserve">4. What would you do differently if building a similar project?</w:t>
-      </w:r>
-    </w:p>
-    <w:p>
-      <w:pPr>
-        <w:spacing w:after="60"/>
-      </w:pPr>
-      <w:r>
-        <w:rPr>
-          <w:rFonts w:ascii="Arial" w:cs="Arial" w:eastAsia="Arial" w:hAnsi="Arial"/>
-          <w:sz w:val="20"/>
-          <w:szCs w:val="20"/>
-        </w:rPr>
-        <w:t xml:space="preserve">For Presenters:</w:t>
-      </w:r>
-    </w:p>
-    <w:p>
-      <w:pPr>
-        <w:spacing w:after="60"/>
-      </w:pPr>
-      <w:r>
-        <w:rPr>
-          <w:rFonts w:ascii="Arial" w:cs="Arial" w:eastAsia="Arial" w:hAnsi="Arial"/>
-          <w:sz w:val="20"/>
-          <w:szCs w:val="20"/>
-        </w:rPr>
-        <w:t xml:space="preserve">1. Did your presentation go well?</w:t>
-      </w:r>
-    </w:p>
-    <w:p>
-      <w:pPr>
-        <w:spacing w:after="60"/>
-      </w:pPr>
-      <w:r>
-        <w:rPr>
-          <w:rFonts w:ascii="Arial" w:cs="Arial" w:eastAsia="Arial" w:hAnsi="Arial"/>
-          <w:sz w:val="20"/>
-          <w:szCs w:val="20"/>
-        </w:rPr>
-        <w:t xml:space="preserve">2. What questions did you get?</w:t>
-      </w:r>
-    </w:p>
-    <w:p>
-      <w:pPr>
-        <w:spacing w:after="60"/>
-      </w:pPr>
-      <w:r>
-        <w:rPr>
-          <w:rFonts w:ascii="Arial" w:cs="Arial" w:eastAsia="Arial" w:hAnsi="Arial"/>
-          <w:sz w:val="20"/>
-          <w:szCs w:val="20"/>
-        </w:rPr>
-        <w:t xml:space="preserve">3. How did you feel?</w:t>
-      </w:r>
-    </w:p>
-    <w:p>
-      <w:pPr>
-        <w:spacing w:after="60"/>
-      </w:pPr>
-      <w:r>
-        <w:rPr>
-          <w:rFonts w:ascii="Arial" w:cs="Arial" w:eastAsia="Arial" w:hAnsi="Arial"/>
-          <w:sz w:val="20"/>
-          <w:szCs w:val="20"/>
-        </w:rPr>
-        <w:t xml:space="preserve">For Audience:</w:t>
-      </w:r>
-    </w:p>
-    <w:p>
-      <w:pPr>
-        <w:spacing w:after="60"/>
-      </w:pPr>
-      <w:r>
-        <w:rPr>
-          <w:rFonts w:ascii="Arial" w:cs="Arial" w:eastAsia="Arial" w:hAnsi="Arial"/>
-          <w:sz w:val="20"/>
-          <w:szCs w:val="20"/>
-        </w:rPr>
-        <w:t xml:space="preserve">1. What was impressive about the projects you saw?</w:t>
-      </w:r>
-    </w:p>
-    <w:p>
-      <w:pPr>
-        <w:spacing w:after="60"/>
-      </w:pPr>
-      <w:r>
-        <w:rPr>
-          <w:rFonts w:ascii="Arial" w:cs="Arial" w:eastAsia="Arial" w:hAnsi="Arial"/>
-          <w:sz w:val="20"/>
-          <w:szCs w:val="20"/>
-        </w:rPr>
-        <w:t xml:space="preserve">2. What did you learn?</w:t>
-      </w:r>
-    </w:p>
-    <w:p>
-      <w:pPr>
-        <w:spacing w:after="60"/>
-        <w:ind w:left="360"/>
-      </w:pPr>
-      <w:r>
-        <w:rPr>
-          <w:rFonts w:ascii="Arial" w:cs="Arial" w:eastAsia="Arial" w:hAnsi="Arial"/>
-          <w:sz w:val="20"/>
-          <w:szCs w:val="20"/>
-        </w:rPr>
-        <w:t xml:space="preserve">• </w:t>
-      </w:r>
-      <w:r>
-        <w:rPr>
-          <w:rFonts w:ascii="Arial" w:cs="Arial" w:eastAsia="Arial" w:hAnsi="Arial"/>
-          <w:sz w:val="20"/>
-          <w:szCs w:val="20"/>
-        </w:rPr>
-        <w:t xml:space="preserve">Day 176: ✓ Presentations (Group A) (You are here)</w:t>
-      </w:r>
-    </w:p>
-    <w:p>
-      <w:pPr>
-        <w:spacing w:after="60"/>
-        <w:ind w:left="360"/>
-      </w:pPr>
-      <w:r>
-        <w:rPr>
-          <w:rFonts w:ascii="Arial" w:cs="Arial" w:eastAsia="Arial" w:hAnsi="Arial"/>
-          <w:sz w:val="20"/>
-          <w:szCs w:val="20"/>
-        </w:rPr>
-        <w:t xml:space="preserve">• </w:t>
-      </w:r>
-      <w:r>
-        <w:rPr>
-          <w:rFonts w:ascii="Arial" w:cs="Arial" w:eastAsia="Arial" w:hAnsi="Arial"/>
-          <w:sz w:val="20"/>
-          <w:szCs w:val="20"/>
-        </w:rPr>
-        <w:t xml:space="preserve">Day 177: Presentations (Group B)</w:t>
-      </w:r>
-    </w:p>
-    <w:p>
-      <w:pPr>
-        <w:spacing w:after="60"/>
-        <w:ind w:left="360"/>
-      </w:pPr>
-      <w:r>
-        <w:rPr>
-          <w:rFonts w:ascii="Arial" w:cs="Arial" w:eastAsia="Arial" w:hAnsi="Arial"/>
-          <w:sz w:val="20"/>
-          <w:szCs w:val="20"/>
-        </w:rPr>
-        <w:t xml:space="preserve">• </w:t>
-      </w:r>
-      <w:r>
-        <w:rPr>
-          <w:rFonts w:ascii="Arial" w:cs="Arial" w:eastAsia="Arial" w:hAnsi="Arial"/>
-          <w:sz w:val="20"/>
-          <w:szCs w:val="20"/>
-        </w:rPr>
-        <w:t xml:space="preserve">Day 178: Course reflection</w:t>
-      </w:r>
-    </w:p>
-    <w:p>
-      <w:pPr>
-        <w:spacing w:after="60"/>
-        <w:ind w:left="360"/>
-      </w:pPr>
-      <w:r>
-        <w:rPr>
-          <w:rFonts w:ascii="Arial" w:cs="Arial" w:eastAsia="Arial" w:hAnsi="Arial"/>
-          <w:sz w:val="20"/>
-          <w:szCs w:val="20"/>
-        </w:rPr>
-        <w:t xml:space="preserve">• </w:t>
-      </w:r>
-      <w:r>
-        <w:rPr>
-          <w:rFonts w:ascii="Arial" w:cs="Arial" w:eastAsia="Arial" w:hAnsi="Arial"/>
-          <w:sz w:val="20"/>
-          <w:szCs w:val="20"/>
-        </w:rPr>
-        <w:t xml:space="preserve">Day 179: Career paths preview</w:t>
-      </w:r>
-    </w:p>
-    <w:p>
-      <w:pPr>
-        <w:spacing w:after="60"/>
-        <w:ind w:left="360"/>
-      </w:pPr>
-      <w:r>
-        <w:rPr>
-          <w:rFonts w:ascii="Arial" w:cs="Arial" w:eastAsia="Arial" w:hAnsi="Arial"/>
-          <w:sz w:val="20"/>
-          <w:szCs w:val="20"/>
-        </w:rPr>
-        <w:t xml:space="preserve">• </w:t>
-      </w:r>
-      <w:r>
-        <w:rPr>
-          <w:rFonts w:ascii="Arial" w:cs="Arial" w:eastAsia="Arial" w:hAnsi="Arial"/>
-          <w:sz w:val="20"/>
-          <w:szCs w:val="20"/>
-        </w:rPr>
-        <w:t xml:space="preserve">Day 180: Portfolio review &amp; celebration</w:t>
-      </w:r>
-    </w:p>
-    <w:p>
-      <w:pPr>
-        <w:spacing w:after="60"/>
-      </w:pPr>
-      <w:r>
-        <w:rPr>
-          <w:rFonts w:ascii="Arial" w:cs="Arial" w:eastAsia="Arial" w:hAnsi="Arial"/>
-          <w:sz w:val="20"/>
-          <w:szCs w:val="20"/>
-        </w:rPr>
-        <w:t xml:space="preserve">Next: Group B presentations, then reflection!</w:t>
       </w:r>
     </w:p>
     <w:p>
